--- a/tuan2_lab/Bai2/MINHCHUNG_GIAITHICH.docx
+++ b/tuan2_lab/Bai2/MINHCHUNG_GIAITHICH.docx
@@ -42,16 +42,7 @@
           <w:lang w:val="en-US"/>
         </w:rPr>
         <w:br/>
-        <w:t>Pattern hoàn hảo nhất: State Patter</w:t>
-      </w:r>
-      <w:r>
-        <w:rPr>
-          <w:rFonts w:ascii="Times New Roman" w:hAnsi="Times New Roman" w:cs="Times New Roman"/>
-          <w:sz w:val="26"/>
-          <w:szCs w:val="26"/>
-          <w:lang w:val="en-US"/>
-        </w:rPr>
-        <w:t>n</w:t>
+        <w:t>Pattern hoàn hảo nhất: State Pattern</w:t>
       </w:r>
       <w:r>
         <w:rPr>
@@ -85,12 +76,13 @@
       <w:r>
         <w:rPr>
           <w:rFonts w:ascii="Times New Roman" w:hAnsi="Times New Roman" w:cs="Times New Roman"/>
+          <w:noProof/>
           <w:sz w:val="26"/>
           <w:szCs w:val="26"/>
           <w:lang w:val="en-US"/>
         </w:rPr>
         <w:drawing>
-          <wp:inline distT="0" distB="0" distL="0" distR="0" wp14:anchorId="31A0CCB4" wp14:editId="6C512124">
+          <wp:inline distT="0" distB="0" distL="0" distR="0" wp14:anchorId="647B81D1" wp14:editId="71301A5F">
             <wp:extent cx="5943600" cy="3331210"/>
             <wp:effectExtent l="0" t="0" r="0" b="2540"/>
             <wp:docPr id="999776593" name="Picture 1"/>
@@ -138,12 +130,13 @@
       <w:r>
         <w:rPr>
           <w:rFonts w:ascii="Times New Roman" w:hAnsi="Times New Roman" w:cs="Times New Roman"/>
+          <w:noProof/>
           <w:sz w:val="26"/>
           <w:szCs w:val="26"/>
           <w:lang w:val="en-US"/>
         </w:rPr>
         <w:drawing>
-          <wp:inline distT="0" distB="0" distL="0" distR="0" wp14:anchorId="117CC3CB" wp14:editId="0B7B466D">
+          <wp:inline distT="0" distB="0" distL="0" distR="0" wp14:anchorId="5D709A7B" wp14:editId="43E35725">
             <wp:extent cx="5943600" cy="2894965"/>
             <wp:effectExtent l="0" t="0" r="0" b="635"/>
             <wp:docPr id="1126244491" name="Picture 1"/>
@@ -191,13 +184,14 @@
       <w:r>
         <w:rPr>
           <w:rFonts w:ascii="Times New Roman" w:hAnsi="Times New Roman" w:cs="Times New Roman"/>
+          <w:noProof/>
           <w:sz w:val="26"/>
           <w:szCs w:val="26"/>
           <w:lang w:val="en-US"/>
         </w:rPr>
         <w:lastRenderedPageBreak/>
         <w:drawing>
-          <wp:inline distT="0" distB="0" distL="0" distR="0" wp14:anchorId="6016269F" wp14:editId="535632E5">
+          <wp:inline distT="0" distB="0" distL="0" distR="0" wp14:anchorId="039306F4" wp14:editId="3A7E7052">
             <wp:extent cx="5943600" cy="1525270"/>
             <wp:effectExtent l="0" t="0" r="0" b="0"/>
             <wp:docPr id="866109288" name="Picture 1"/>
@@ -259,25 +253,7 @@
           <w:lang w:val="en-US"/>
         </w:rPr>
         <w:br/>
-        <w:t>b. Chặn các hành động sai logic: việc chặn người dùng thực hiện sai quy trình.</w:t>
-      </w:r>
-      <w:r>
-        <w:rPr>
-          <w:rFonts w:ascii="Times New Roman" w:hAnsi="Times New Roman" w:cs="Times New Roman"/>
-          <w:sz w:val="26"/>
-          <w:szCs w:val="26"/>
-          <w:lang w:val="en-US"/>
-        </w:rPr>
-        <w:t xml:space="preserve"> </w:t>
-      </w:r>
-      <w:r>
-        <w:rPr>
-          <w:rFonts w:ascii="Times New Roman" w:hAnsi="Times New Roman" w:cs="Times New Roman"/>
-          <w:sz w:val="26"/>
-          <w:szCs w:val="26"/>
-          <w:lang w:val="en-US"/>
-        </w:rPr>
-        <w:t>Ví dụ: Nếu đơn hàng đang ở State "Đã giao",hệ thống phải ném ra lỗi nếu người dùng gọi hàm huyDonHang().</w:t>
+        <w:t>b. Chặn các hành động sai logic: việc chặn người dùng thực hiện sai quy trình. Ví dụ: Nếu đơn hàng đang ở State "Đã giao",hệ thống phải ném ra lỗi nếu người dùng gọi hàm huyDonHang().</w:t>
       </w:r>
     </w:p>
     <w:p>
@@ -292,12 +268,13 @@
       <w:r>
         <w:rPr>
           <w:rFonts w:ascii="Times New Roman" w:hAnsi="Times New Roman" w:cs="Times New Roman"/>
+          <w:noProof/>
           <w:sz w:val="26"/>
           <w:szCs w:val="26"/>
           <w:lang w:val="en-US"/>
         </w:rPr>
         <w:drawing>
-          <wp:inline distT="0" distB="0" distL="0" distR="0" wp14:anchorId="7A6FF164" wp14:editId="7DE8BCE6">
+          <wp:inline distT="0" distB="0" distL="0" distR="0" wp14:anchorId="1FA7BDAD" wp14:editId="01245F0F">
             <wp:extent cx="5943600" cy="1565275"/>
             <wp:effectExtent l="0" t="0" r="0" b="0"/>
             <wp:docPr id="410197335" name="Picture 1"/>
@@ -347,12 +324,13 @@
       <w:r>
         <w:rPr>
           <w:rFonts w:ascii="Times New Roman" w:hAnsi="Times New Roman" w:cs="Times New Roman"/>
+          <w:noProof/>
           <w:sz w:val="26"/>
           <w:szCs w:val="26"/>
           <w:lang w:val="en-US"/>
         </w:rPr>
         <w:drawing>
-          <wp:inline distT="0" distB="0" distL="0" distR="0" wp14:anchorId="14916783" wp14:editId="755B3E17">
+          <wp:inline distT="0" distB="0" distL="0" distR="0" wp14:anchorId="6B5F6151" wp14:editId="45255A56">
             <wp:extent cx="5943600" cy="1403350"/>
             <wp:effectExtent l="0" t="0" r="0" b="6350"/>
             <wp:docPr id="225419909" name="Picture 1"/>
@@ -404,45 +382,28 @@
           <w:lang w:val="en-US"/>
         </w:rPr>
         <w:br/>
-        <w:t>c. Tránh dùng if-else khổng lồ: Thay vì viết if (state == "Mới tạo") { ... } else if (...) trong lớp Đơn hàng,</w:t>
-      </w:r>
-      <w:r>
-        <w:rPr>
-          <w:rFonts w:ascii="Times New Roman" w:hAnsi="Times New Roman" w:cs="Times New Roman"/>
-          <w:sz w:val="26"/>
-          <w:szCs w:val="26"/>
-          <w:lang w:val="en-US"/>
-        </w:rPr>
-        <w:t xml:space="preserve"> </w:t>
-      </w:r>
-      <w:r>
-        <w:rPr>
-          <w:rFonts w:ascii="Times New Roman" w:hAnsi="Times New Roman" w:cs="Times New Roman"/>
-          <w:sz w:val="26"/>
-          <w:szCs w:val="26"/>
-          <w:lang w:val="en-US"/>
-        </w:rPr>
-        <w:t>chúng ta sẽ tạo 4 class riêng biệt: NewState, ProcessingState, DeliveredState, CanceledState.</w:t>
-      </w:r>
-      <w:r>
-        <w:rPr>
-          <w:rFonts w:ascii="Times New Roman" w:hAnsi="Times New Roman" w:cs="Times New Roman"/>
-          <w:sz w:val="26"/>
-          <w:szCs w:val="26"/>
-          <w:lang w:val="en-US"/>
-        </w:rPr>
-        <w:br/>
-      </w:r>
-      <w:r>
-        <w:rPr>
-          <w:rFonts w:ascii="Times New Roman" w:hAnsi="Times New Roman" w:cs="Times New Roman"/>
+        <w:t>c. Tránh dùng if-else khổng lồ: Thay vì viết if (state == "Mới tạo") { ... } else if (...) trong lớp Đơn hàng, chúng ta sẽ tạo 4 class riêng biệt: NewState, ProcessingState, DeliveredState, CanceledState.</w:t>
+      </w:r>
+      <w:r>
+        <w:rPr>
+          <w:rFonts w:ascii="Times New Roman" w:hAnsi="Times New Roman" w:cs="Times New Roman"/>
+          <w:sz w:val="26"/>
+          <w:szCs w:val="26"/>
+          <w:lang w:val="en-US"/>
+        </w:rPr>
+        <w:br/>
+      </w:r>
+      <w:r>
+        <w:rPr>
+          <w:rFonts w:ascii="Times New Roman" w:hAnsi="Times New Roman" w:cs="Times New Roman"/>
+          <w:noProof/>
           <w:sz w:val="26"/>
           <w:szCs w:val="26"/>
           <w:lang w:val="en-US"/>
         </w:rPr>
         <w:lastRenderedPageBreak/>
         <w:drawing>
-          <wp:inline distT="0" distB="0" distL="0" distR="0" wp14:anchorId="15871C84" wp14:editId="7B5DB74F">
+          <wp:inline distT="0" distB="0" distL="0" distR="0" wp14:anchorId="450768A3" wp14:editId="4846156C">
             <wp:extent cx="3162741" cy="2591162"/>
             <wp:effectExtent l="0" t="0" r="0" b="0"/>
             <wp:docPr id="429953841" name="Picture 1"/>
@@ -525,43 +486,7 @@
           <w:lang w:val="en-US"/>
         </w:rPr>
         <w:br/>
-        <w:t>Nhờ State Pattern, class Order vô cùng sạch sẽ và ngắn gọn.</w:t>
-      </w:r>
-      <w:r>
-        <w:rPr>
-          <w:rFonts w:ascii="Times New Roman" w:hAnsi="Times New Roman" w:cs="Times New Roman"/>
-          <w:sz w:val="26"/>
-          <w:szCs w:val="26"/>
-          <w:lang w:val="en-US"/>
-        </w:rPr>
-        <w:t xml:space="preserve"> </w:t>
-      </w:r>
-      <w:r>
-        <w:rPr>
-          <w:rFonts w:ascii="Times New Roman" w:hAnsi="Times New Roman" w:cs="Times New Roman"/>
-          <w:sz w:val="26"/>
-          <w:szCs w:val="26"/>
-          <w:lang w:val="en-US"/>
-        </w:rPr>
-        <w:t>Khi hệ thống mở rộng, ví dụ cần thêm trạng thái "Đang hoàn trả", chỉ cần tạo thêm class ReturnedState implement OrderState mà</w:t>
-      </w:r>
-      <w:r>
-        <w:rPr>
-          <w:rFonts w:ascii="Times New Roman" w:hAnsi="Times New Roman" w:cs="Times New Roman"/>
-          <w:sz w:val="26"/>
-          <w:szCs w:val="26"/>
-          <w:lang w:val="en-US"/>
-        </w:rPr>
-        <w:t xml:space="preserve"> </w:t>
-      </w:r>
-      <w:r>
-        <w:rPr>
-          <w:rFonts w:ascii="Times New Roman" w:hAnsi="Times New Roman" w:cs="Times New Roman"/>
-          <w:sz w:val="26"/>
-          <w:szCs w:val="26"/>
-          <w:lang w:val="en-US"/>
-        </w:rPr>
-        <w:t>hoàn toàn không phải đi sửa chữalại mã nguồn cũ, tránh được rủi ro làm hỏng tính năng đang chạy.</w:t>
+        <w:t>Nhờ State Pattern, class Order vô cùng sạch sẽ và ngắn gọn. Khi hệ thống mở rộng, ví dụ cần thêm trạng thái "Đang hoàn trả", chỉ cần tạo thêm class ReturnedState implement OrderState mà hoàn toàn không phải đi sửa chữalại mã nguồn cũ, tránh được rủi ro làm hỏng tính năng đang chạy.</w:t>
       </w:r>
       <w:r>
         <w:rPr>
@@ -642,12 +567,13 @@
       <w:r>
         <w:rPr>
           <w:rFonts w:ascii="Times New Roman" w:hAnsi="Times New Roman" w:cs="Times New Roman"/>
+          <w:noProof/>
           <w:sz w:val="26"/>
           <w:szCs w:val="26"/>
           <w:lang w:val="en-US"/>
         </w:rPr>
         <w:drawing>
-          <wp:inline distT="0" distB="0" distL="0" distR="0" wp14:anchorId="5D3B08AD" wp14:editId="3CC8CF0E">
+          <wp:inline distT="0" distB="0" distL="0" distR="0" wp14:anchorId="43B0B2C4" wp14:editId="6CC6DD92">
             <wp:extent cx="3057952" cy="2114845"/>
             <wp:effectExtent l="0" t="0" r="9525" b="0"/>
             <wp:docPr id="521182517" name="Picture 1"/>
@@ -715,13 +641,14 @@
       <w:r>
         <w:rPr>
           <w:rFonts w:ascii="Times New Roman" w:hAnsi="Times New Roman" w:cs="Times New Roman"/>
+          <w:noProof/>
           <w:sz w:val="26"/>
           <w:szCs w:val="26"/>
           <w:lang w:val="en-US"/>
         </w:rPr>
         <w:lastRenderedPageBreak/>
         <w:drawing>
-          <wp:inline distT="0" distB="0" distL="0" distR="0" wp14:anchorId="58EAC1B9" wp14:editId="26D62EFE">
+          <wp:inline distT="0" distB="0" distL="0" distR="0" wp14:anchorId="242F181C" wp14:editId="3DBCBD91">
             <wp:extent cx="5943600" cy="1837690"/>
             <wp:effectExtent l="0" t="0" r="0" b="0"/>
             <wp:docPr id="1191089460" name="Picture 1"/>
@@ -769,12 +696,13 @@
       <w:r>
         <w:rPr>
           <w:rFonts w:ascii="Times New Roman" w:hAnsi="Times New Roman" w:cs="Times New Roman"/>
+          <w:noProof/>
           <w:sz w:val="26"/>
           <w:szCs w:val="26"/>
           <w:lang w:val="en-US"/>
         </w:rPr>
         <w:drawing>
-          <wp:inline distT="0" distB="0" distL="0" distR="0" wp14:anchorId="681D8D70" wp14:editId="50C7E15F">
+          <wp:inline distT="0" distB="0" distL="0" distR="0" wp14:anchorId="0CC143E3" wp14:editId="6D5617A1">
             <wp:extent cx="5106113" cy="1228896"/>
             <wp:effectExtent l="0" t="0" r="0" b="9525"/>
             <wp:docPr id="999234788" name="Picture 1"/>
@@ -868,12 +796,13 @@
       <w:r>
         <w:rPr>
           <w:rFonts w:ascii="Times New Roman" w:hAnsi="Times New Roman" w:cs="Times New Roman"/>
+          <w:noProof/>
           <w:sz w:val="26"/>
           <w:szCs w:val="26"/>
           <w:lang w:val="en-US"/>
         </w:rPr>
         <w:drawing>
-          <wp:inline distT="0" distB="0" distL="0" distR="0" wp14:anchorId="2EDCDE66" wp14:editId="4955FE81">
+          <wp:inline distT="0" distB="0" distL="0" distR="0" wp14:anchorId="1AD57639" wp14:editId="0A253091">
             <wp:extent cx="5943600" cy="916940"/>
             <wp:effectExtent l="0" t="0" r="0" b="0"/>
             <wp:docPr id="335527975" name="Picture 1"/>
@@ -921,12 +850,13 @@
       <w:r>
         <w:rPr>
           <w:rFonts w:ascii="Times New Roman" w:hAnsi="Times New Roman" w:cs="Times New Roman"/>
+          <w:noProof/>
           <w:sz w:val="26"/>
           <w:szCs w:val="26"/>
           <w:lang w:val="en-US"/>
         </w:rPr>
         <w:drawing>
-          <wp:inline distT="0" distB="0" distL="0" distR="0" wp14:anchorId="1CBE522C" wp14:editId="4C6320EC">
+          <wp:inline distT="0" distB="0" distL="0" distR="0" wp14:anchorId="4FC4E592" wp14:editId="4FA7E309">
             <wp:extent cx="5439534" cy="1267002"/>
             <wp:effectExtent l="0" t="0" r="0" b="9525"/>
             <wp:docPr id="2143219771" name="Picture 1"/>
@@ -1003,13 +933,14 @@
       <w:r>
         <w:rPr>
           <w:rFonts w:ascii="Times New Roman" w:hAnsi="Times New Roman" w:cs="Times New Roman"/>
+          <w:noProof/>
           <w:sz w:val="26"/>
           <w:szCs w:val="26"/>
           <w:lang w:val="en-US"/>
         </w:rPr>
         <w:lastRenderedPageBreak/>
         <w:drawing>
-          <wp:inline distT="0" distB="0" distL="0" distR="0" wp14:anchorId="238528F3" wp14:editId="4EB5518D">
+          <wp:inline distT="0" distB="0" distL="0" distR="0" wp14:anchorId="76BDB7AB" wp14:editId="673C0E6F">
             <wp:extent cx="5943600" cy="1566545"/>
             <wp:effectExtent l="0" t="0" r="0" b="0"/>
             <wp:docPr id="1794878348" name="Picture 1"/>
@@ -1303,13 +1234,14 @@
       <w:r>
         <w:rPr>
           <w:rFonts w:ascii="Times New Roman" w:hAnsi="Times New Roman" w:cs="Times New Roman"/>
+          <w:noProof/>
           <w:sz w:val="26"/>
           <w:szCs w:val="26"/>
           <w:lang w:val="en-US"/>
         </w:rPr>
         <w:lastRenderedPageBreak/>
         <w:drawing>
-          <wp:inline distT="0" distB="0" distL="0" distR="0" wp14:anchorId="70602FDF" wp14:editId="3973604D">
+          <wp:inline distT="0" distB="0" distL="0" distR="0" wp14:anchorId="0602A726" wp14:editId="2ED302B8">
             <wp:extent cx="5943600" cy="3566160"/>
             <wp:effectExtent l="0" t="0" r="0" b="0"/>
             <wp:docPr id="1616727345" name="Picture 1"/>
@@ -1367,12 +1299,13 @@
       <w:r>
         <w:rPr>
           <w:rFonts w:ascii="Times New Roman" w:hAnsi="Times New Roman" w:cs="Times New Roman"/>
+          <w:noProof/>
           <w:sz w:val="26"/>
           <w:szCs w:val="26"/>
           <w:lang w:val="en-US"/>
         </w:rPr>
         <w:drawing>
-          <wp:inline distT="0" distB="0" distL="0" distR="0" wp14:anchorId="712B25A5" wp14:editId="65CC0752">
+          <wp:inline distT="0" distB="0" distL="0" distR="0" wp14:anchorId="701C233C" wp14:editId="02809F33">
             <wp:extent cx="5943600" cy="3479165"/>
             <wp:effectExtent l="0" t="0" r="0" b="6985"/>
             <wp:docPr id="941723026" name="Picture 1"/>
@@ -1417,6 +1350,7 @@
         </w:rPr>
       </w:pPr>
     </w:p>
+    <w:p/>
     <w:sectPr>
       <w:pgSz w:w="12240" w:h="15840"/>
       <w:pgMar w:top="1440" w:right="1440" w:bottom="1440" w:left="1440" w:header="720" w:footer="720" w:gutter="0"/>
@@ -1589,17 +1523,17 @@
   <w:docDefaults>
     <w:rPrDefault>
       <w:rPr>
-        <w:rFonts w:asciiTheme="minorHAnsi" w:eastAsiaTheme="minorEastAsia" w:hAnsiTheme="minorHAnsi" w:cstheme="minorBidi"/>
+        <w:rFonts w:asciiTheme="minorHAnsi" w:eastAsiaTheme="minorHAnsi" w:hAnsiTheme="minorHAnsi" w:cstheme="minorBidi"/>
         <w:kern w:val="2"/>
-        <w:sz w:val="22"/>
-        <w:szCs w:val="22"/>
-        <w:lang w:val="en-US" w:eastAsia="ko-KR" w:bidi="ar-SA"/>
+        <w:sz w:val="24"/>
+        <w:szCs w:val="24"/>
+        <w:lang w:val="en-AU" w:eastAsia="en-US" w:bidi="ar-SA"/>
         <w14:ligatures w14:val="standardContextual"/>
       </w:rPr>
     </w:rPrDefault>
     <w:pPrDefault>
       <w:pPr>
-        <w:spacing w:after="160" w:line="259" w:lineRule="auto"/>
+        <w:spacing w:after="160" w:line="278" w:lineRule="auto"/>
       </w:pPr>
     </w:pPrDefault>
   </w:docDefaults>
@@ -1984,9 +1918,15 @@
   <w:style w:type="paragraph" w:default="1" w:styleId="Normal">
     <w:name w:val="Normal"/>
     <w:qFormat/>
-    <w:rsid w:val="00302FE9"/>
-    <w:rPr>
-      <w:lang w:val="vi-VN"/>
+    <w:rsid w:val="000615C8"/>
+    <w:pPr>
+      <w:spacing w:line="259" w:lineRule="auto"/>
+    </w:pPr>
+    <w:rPr>
+      <w:rFonts w:eastAsiaTheme="minorEastAsia"/>
+      <w:sz w:val="22"/>
+      <w:szCs w:val="22"/>
+      <w:lang w:val="vi-VN" w:eastAsia="ko-KR"/>
     </w:rPr>
   </w:style>
   <w:style w:type="paragraph" w:styleId="Heading1">
@@ -1996,7 +1936,7 @@
     <w:link w:val="Heading1Char"/>
     <w:uiPriority w:val="9"/>
     <w:qFormat/>
-    <w:rsid w:val="00C074FA"/>
+    <w:rsid w:val="000615C8"/>
     <w:pPr>
       <w:keepNext/>
       <w:keepLines/>
@@ -2019,7 +1959,7 @@
     <w:semiHidden/>
     <w:unhideWhenUsed/>
     <w:qFormat/>
-    <w:rsid w:val="00C074FA"/>
+    <w:rsid w:val="000615C8"/>
     <w:pPr>
       <w:keepNext/>
       <w:keepLines/>
@@ -2042,7 +1982,7 @@
     <w:semiHidden/>
     <w:unhideWhenUsed/>
     <w:qFormat/>
-    <w:rsid w:val="00C074FA"/>
+    <w:rsid w:val="000615C8"/>
     <w:pPr>
       <w:keepNext/>
       <w:keepLines/>
@@ -2065,7 +2005,7 @@
     <w:semiHidden/>
     <w:unhideWhenUsed/>
     <w:qFormat/>
-    <w:rsid w:val="00C074FA"/>
+    <w:rsid w:val="000615C8"/>
     <w:pPr>
       <w:keepNext/>
       <w:keepLines/>
@@ -2088,7 +2028,7 @@
     <w:semiHidden/>
     <w:unhideWhenUsed/>
     <w:qFormat/>
-    <w:rsid w:val="00C074FA"/>
+    <w:rsid w:val="000615C8"/>
     <w:pPr>
       <w:keepNext/>
       <w:keepLines/>
@@ -2109,7 +2049,7 @@
     <w:semiHidden/>
     <w:unhideWhenUsed/>
     <w:qFormat/>
-    <w:rsid w:val="00C074FA"/>
+    <w:rsid w:val="000615C8"/>
     <w:pPr>
       <w:keepNext/>
       <w:keepLines/>
@@ -2132,7 +2072,7 @@
     <w:semiHidden/>
     <w:unhideWhenUsed/>
     <w:qFormat/>
-    <w:rsid w:val="00C074FA"/>
+    <w:rsid w:val="000615C8"/>
     <w:pPr>
       <w:keepNext/>
       <w:keepLines/>
@@ -2153,7 +2093,7 @@
     <w:semiHidden/>
     <w:unhideWhenUsed/>
     <w:qFormat/>
-    <w:rsid w:val="00C074FA"/>
+    <w:rsid w:val="000615C8"/>
     <w:pPr>
       <w:keepNext/>
       <w:keepLines/>
@@ -2176,7 +2116,7 @@
     <w:semiHidden/>
     <w:unhideWhenUsed/>
     <w:qFormat/>
-    <w:rsid w:val="00C074FA"/>
+    <w:rsid w:val="000615C8"/>
     <w:pPr>
       <w:keepNext/>
       <w:keepLines/>
@@ -2191,6 +2131,7 @@
   <w:style w:type="character" w:default="1" w:styleId="DefaultParagraphFont">
     <w:name w:val="Default Paragraph Font"/>
     <w:uiPriority w:val="1"/>
+    <w:semiHidden/>
     <w:unhideWhenUsed/>
   </w:style>
   <w:style w:type="table" w:default="1" w:styleId="TableNormal">
@@ -2219,13 +2160,12 @@
     <w:basedOn w:val="DefaultParagraphFont"/>
     <w:link w:val="Heading1"/>
     <w:uiPriority w:val="9"/>
-    <w:rsid w:val="00C074FA"/>
+    <w:rsid w:val="000615C8"/>
     <w:rPr>
       <w:rFonts w:asciiTheme="majorHAnsi" w:eastAsiaTheme="majorEastAsia" w:hAnsiTheme="majorHAnsi" w:cstheme="majorBidi"/>
       <w:color w:val="0F4761" w:themeColor="accent1" w:themeShade="BF"/>
       <w:sz w:val="40"/>
       <w:szCs w:val="40"/>
-      <w:lang w:val="vi-VN"/>
     </w:rPr>
   </w:style>
   <w:style w:type="character" w:customStyle="1" w:styleId="Heading2Char">
@@ -2234,13 +2174,12 @@
     <w:link w:val="Heading2"/>
     <w:uiPriority w:val="9"/>
     <w:semiHidden/>
-    <w:rsid w:val="00C074FA"/>
+    <w:rsid w:val="000615C8"/>
     <w:rPr>
       <w:rFonts w:asciiTheme="majorHAnsi" w:eastAsiaTheme="majorEastAsia" w:hAnsiTheme="majorHAnsi" w:cstheme="majorBidi"/>
       <w:color w:val="0F4761" w:themeColor="accent1" w:themeShade="BF"/>
       <w:sz w:val="32"/>
       <w:szCs w:val="32"/>
-      <w:lang w:val="vi-VN"/>
     </w:rPr>
   </w:style>
   <w:style w:type="character" w:customStyle="1" w:styleId="Heading3Char">
@@ -2249,13 +2188,12 @@
     <w:link w:val="Heading3"/>
     <w:uiPriority w:val="9"/>
     <w:semiHidden/>
-    <w:rsid w:val="00C074FA"/>
+    <w:rsid w:val="000615C8"/>
     <w:rPr>
       <w:rFonts w:eastAsiaTheme="majorEastAsia" w:cstheme="majorBidi"/>
       <w:color w:val="0F4761" w:themeColor="accent1" w:themeShade="BF"/>
       <w:sz w:val="28"/>
       <w:szCs w:val="28"/>
-      <w:lang w:val="vi-VN"/>
     </w:rPr>
   </w:style>
   <w:style w:type="character" w:customStyle="1" w:styleId="Heading4Char">
@@ -2264,13 +2202,12 @@
     <w:link w:val="Heading4"/>
     <w:uiPriority w:val="9"/>
     <w:semiHidden/>
-    <w:rsid w:val="00C074FA"/>
+    <w:rsid w:val="000615C8"/>
     <w:rPr>
       <w:rFonts w:eastAsiaTheme="majorEastAsia" w:cstheme="majorBidi"/>
       <w:i/>
       <w:iCs/>
       <w:color w:val="0F4761" w:themeColor="accent1" w:themeShade="BF"/>
-      <w:lang w:val="vi-VN"/>
     </w:rPr>
   </w:style>
   <w:style w:type="character" w:customStyle="1" w:styleId="Heading5Char">
@@ -2279,11 +2216,10 @@
     <w:link w:val="Heading5"/>
     <w:uiPriority w:val="9"/>
     <w:semiHidden/>
-    <w:rsid w:val="00C074FA"/>
+    <w:rsid w:val="000615C8"/>
     <w:rPr>
       <w:rFonts w:eastAsiaTheme="majorEastAsia" w:cstheme="majorBidi"/>
       <w:color w:val="0F4761" w:themeColor="accent1" w:themeShade="BF"/>
-      <w:lang w:val="vi-VN"/>
     </w:rPr>
   </w:style>
   <w:style w:type="character" w:customStyle="1" w:styleId="Heading6Char">
@@ -2292,13 +2228,12 @@
     <w:link w:val="Heading6"/>
     <w:uiPriority w:val="9"/>
     <w:semiHidden/>
-    <w:rsid w:val="00C074FA"/>
+    <w:rsid w:val="000615C8"/>
     <w:rPr>
       <w:rFonts w:eastAsiaTheme="majorEastAsia" w:cstheme="majorBidi"/>
       <w:i/>
       <w:iCs/>
       <w:color w:val="595959" w:themeColor="text1" w:themeTint="A6"/>
-      <w:lang w:val="vi-VN"/>
     </w:rPr>
   </w:style>
   <w:style w:type="character" w:customStyle="1" w:styleId="Heading7Char">
@@ -2307,11 +2242,10 @@
     <w:link w:val="Heading7"/>
     <w:uiPriority w:val="9"/>
     <w:semiHidden/>
-    <w:rsid w:val="00C074FA"/>
+    <w:rsid w:val="000615C8"/>
     <w:rPr>
       <w:rFonts w:eastAsiaTheme="majorEastAsia" w:cstheme="majorBidi"/>
       <w:color w:val="595959" w:themeColor="text1" w:themeTint="A6"/>
-      <w:lang w:val="vi-VN"/>
     </w:rPr>
   </w:style>
   <w:style w:type="character" w:customStyle="1" w:styleId="Heading8Char">
@@ -2320,13 +2254,12 @@
     <w:link w:val="Heading8"/>
     <w:uiPriority w:val="9"/>
     <w:semiHidden/>
-    <w:rsid w:val="00C074FA"/>
+    <w:rsid w:val="000615C8"/>
     <w:rPr>
       <w:rFonts w:eastAsiaTheme="majorEastAsia" w:cstheme="majorBidi"/>
       <w:i/>
       <w:iCs/>
       <w:color w:val="272727" w:themeColor="text1" w:themeTint="D8"/>
-      <w:lang w:val="vi-VN"/>
     </w:rPr>
   </w:style>
   <w:style w:type="character" w:customStyle="1" w:styleId="Heading9Char">
@@ -2335,11 +2268,10 @@
     <w:link w:val="Heading9"/>
     <w:uiPriority w:val="9"/>
     <w:semiHidden/>
-    <w:rsid w:val="00C074FA"/>
+    <w:rsid w:val="000615C8"/>
     <w:rPr>
       <w:rFonts w:eastAsiaTheme="majorEastAsia" w:cstheme="majorBidi"/>
       <w:color w:val="272727" w:themeColor="text1" w:themeTint="D8"/>
-      <w:lang w:val="vi-VN"/>
     </w:rPr>
   </w:style>
   <w:style w:type="paragraph" w:styleId="Title">
@@ -2349,7 +2281,7 @@
     <w:link w:val="TitleChar"/>
     <w:uiPriority w:val="10"/>
     <w:qFormat/>
-    <w:rsid w:val="00C074FA"/>
+    <w:rsid w:val="000615C8"/>
     <w:pPr>
       <w:spacing w:after="80" w:line="240" w:lineRule="auto"/>
       <w:contextualSpacing/>
@@ -2367,14 +2299,13 @@
     <w:basedOn w:val="DefaultParagraphFont"/>
     <w:link w:val="Title"/>
     <w:uiPriority w:val="10"/>
-    <w:rsid w:val="00C074FA"/>
+    <w:rsid w:val="000615C8"/>
     <w:rPr>
       <w:rFonts w:asciiTheme="majorHAnsi" w:eastAsiaTheme="majorEastAsia" w:hAnsiTheme="majorHAnsi" w:cstheme="majorBidi"/>
       <w:spacing w:val="-10"/>
       <w:kern w:val="28"/>
       <w:sz w:val="56"/>
       <w:szCs w:val="56"/>
-      <w:lang w:val="vi-VN"/>
     </w:rPr>
   </w:style>
   <w:style w:type="paragraph" w:styleId="Subtitle">
@@ -2384,7 +2315,7 @@
     <w:link w:val="SubtitleChar"/>
     <w:uiPriority w:val="11"/>
     <w:qFormat/>
-    <w:rsid w:val="00C074FA"/>
+    <w:rsid w:val="000615C8"/>
     <w:pPr>
       <w:numPr>
         <w:ilvl w:val="1"/>
@@ -2403,14 +2334,13 @@
     <w:basedOn w:val="DefaultParagraphFont"/>
     <w:link w:val="Subtitle"/>
     <w:uiPriority w:val="11"/>
-    <w:rsid w:val="00C074FA"/>
+    <w:rsid w:val="000615C8"/>
     <w:rPr>
       <w:rFonts w:eastAsiaTheme="majorEastAsia" w:cstheme="majorBidi"/>
       <w:color w:val="595959" w:themeColor="text1" w:themeTint="A6"/>
       <w:spacing w:val="15"/>
       <w:sz w:val="28"/>
       <w:szCs w:val="28"/>
-      <w:lang w:val="vi-VN"/>
     </w:rPr>
   </w:style>
   <w:style w:type="paragraph" w:styleId="Quote">
@@ -2420,7 +2350,7 @@
     <w:link w:val="QuoteChar"/>
     <w:uiPriority w:val="29"/>
     <w:qFormat/>
-    <w:rsid w:val="00C074FA"/>
+    <w:rsid w:val="000615C8"/>
     <w:pPr>
       <w:spacing w:before="160"/>
       <w:jc w:val="center"/>
@@ -2436,12 +2366,11 @@
     <w:basedOn w:val="DefaultParagraphFont"/>
     <w:link w:val="Quote"/>
     <w:uiPriority w:val="29"/>
-    <w:rsid w:val="00C074FA"/>
+    <w:rsid w:val="000615C8"/>
     <w:rPr>
       <w:i/>
       <w:iCs/>
       <w:color w:val="404040" w:themeColor="text1" w:themeTint="BF"/>
-      <w:lang w:val="vi-VN"/>
     </w:rPr>
   </w:style>
   <w:style w:type="paragraph" w:styleId="ListParagraph">
@@ -2449,7 +2378,7 @@
     <w:basedOn w:val="Normal"/>
     <w:uiPriority w:val="34"/>
     <w:qFormat/>
-    <w:rsid w:val="00C074FA"/>
+    <w:rsid w:val="000615C8"/>
     <w:pPr>
       <w:ind w:left="720"/>
       <w:contextualSpacing/>
@@ -2460,7 +2389,7 @@
     <w:basedOn w:val="DefaultParagraphFont"/>
     <w:uiPriority w:val="21"/>
     <w:qFormat/>
-    <w:rsid w:val="00C074FA"/>
+    <w:rsid w:val="000615C8"/>
     <w:rPr>
       <w:i/>
       <w:iCs/>
@@ -2474,7 +2403,7 @@
     <w:link w:val="IntenseQuoteChar"/>
     <w:uiPriority w:val="30"/>
     <w:qFormat/>
-    <w:rsid w:val="00C074FA"/>
+    <w:rsid w:val="000615C8"/>
     <w:pPr>
       <w:pBdr>
         <w:top w:val="single" w:sz="4" w:space="10" w:color="0F4761" w:themeColor="accent1" w:themeShade="BF"/>
@@ -2495,12 +2424,11 @@
     <w:basedOn w:val="DefaultParagraphFont"/>
     <w:link w:val="IntenseQuote"/>
     <w:uiPriority w:val="30"/>
-    <w:rsid w:val="00C074FA"/>
+    <w:rsid w:val="000615C8"/>
     <w:rPr>
       <w:i/>
       <w:iCs/>
       <w:color w:val="0F4761" w:themeColor="accent1" w:themeShade="BF"/>
-      <w:lang w:val="vi-VN"/>
     </w:rPr>
   </w:style>
   <w:style w:type="character" w:styleId="IntenseReference">
@@ -2508,26 +2436,13 @@
     <w:basedOn w:val="DefaultParagraphFont"/>
     <w:uiPriority w:val="32"/>
     <w:qFormat/>
-    <w:rsid w:val="00C074FA"/>
+    <w:rsid w:val="000615C8"/>
     <w:rPr>
       <w:b/>
       <w:bCs/>
       <w:smallCaps/>
       <w:color w:val="0F4761" w:themeColor="accent1" w:themeShade="BF"/>
       <w:spacing w:val="5"/>
-    </w:rPr>
-  </w:style>
-  <w:style w:type="paragraph" w:styleId="NormalWeb">
-    <w:name w:val="Normal (Web)"/>
-    <w:basedOn w:val="Normal"/>
-    <w:uiPriority w:val="99"/>
-    <w:semiHidden/>
-    <w:unhideWhenUsed/>
-    <w:rsid w:val="00302FE9"/>
-    <w:rPr>
-      <w:rFonts w:ascii="Times New Roman" w:hAnsi="Times New Roman" w:cs="Times New Roman"/>
-      <w:sz w:val="24"/>
-      <w:szCs w:val="24"/>
     </w:rPr>
   </w:style>
 </w:styles>
@@ -2631,7 +2546,7 @@
         <a:latin typeface="Aptos" panose="02110004020202020204"/>
         <a:ea typeface=""/>
         <a:cs typeface=""/>
-        <a:font script="Jpan" typeface="游ゴシック"/>
+        <a:font script="Jpan" typeface="游明朝"/>
         <a:font script="Hang" typeface="맑은 고딕"/>
         <a:font script="Hans" typeface="等线"/>
         <a:font script="Hant" typeface="新細明體"/>
@@ -2739,13 +2654,6 @@
         </a:gradFill>
       </a:fillStyleLst>
       <a:lnStyleLst>
-        <a:ln w="6350" cap="flat" cmpd="sng" algn="ctr">
-          <a:solidFill>
-            <a:schemeClr val="phClr"/>
-          </a:solidFill>
-          <a:prstDash val="solid"/>
-          <a:miter lim="800000"/>
-        </a:ln>
         <a:ln w="12700" cap="flat" cmpd="sng" algn="ctr">
           <a:solidFill>
             <a:schemeClr val="phClr"/>
@@ -2754,6 +2662,13 @@
           <a:miter lim="800000"/>
         </a:ln>
         <a:ln w="19050" cap="flat" cmpd="sng" algn="ctr">
+          <a:solidFill>
+            <a:schemeClr val="phClr"/>
+          </a:solidFill>
+          <a:prstDash val="solid"/>
+          <a:miter lim="800000"/>
+        </a:ln>
+        <a:ln w="25400" cap="flat" cmpd="sng" algn="ctr">
           <a:solidFill>
             <a:schemeClr val="phClr"/>
           </a:solidFill>
@@ -2818,11 +2733,31 @@
       </a:bgFillStyleLst>
     </a:fmtScheme>
   </a:themeElements>
-  <a:objectDefaults/>
+  <a:objectDefaults>
+    <a:lnDef>
+      <a:spPr/>
+      <a:bodyPr/>
+      <a:lstStyle/>
+      <a:style>
+        <a:lnRef idx="2">
+          <a:schemeClr val="accent1"/>
+        </a:lnRef>
+        <a:fillRef idx="0">
+          <a:schemeClr val="accent1"/>
+        </a:fillRef>
+        <a:effectRef idx="1">
+          <a:schemeClr val="accent1"/>
+        </a:effectRef>
+        <a:fontRef idx="minor">
+          <a:schemeClr val="tx1"/>
+        </a:fontRef>
+      </a:style>
+    </a:lnDef>
+  </a:objectDefaults>
   <a:extraClrSchemeLst/>
   <a:extLst>
     <a:ext uri="{05A4C25C-085E-4340-85A3-A5531E510DB2}">
-      <thm15:themeFamily xmlns:thm15="http://schemas.microsoft.com/office/thememl/2012/main" name="Office Theme" id="{62F939B6-93AF-4DB8-9C6B-D6C7DFDC589F}" vid="{4A3C46E8-61CC-4603-A589-7422A47A8E4A}"/>
+      <thm15:themeFamily xmlns:thm15="http://schemas.microsoft.com/office/thememl/2012/main" name="Office Theme" id="{2E142A2C-CD16-42D6-873A-C26D2A0506FA}" vid="{1BDDFF52-6CD6-40A5-AB3C-68EB2F1E4D0A}"/>
     </a:ext>
   </a:extLst>
 </a:theme>
